--- a/交付成果/第三轮修订版/第三轮4周版/读书会07_四念处（二）——心念处与法念处_4周资料包（第三版修订）/Word版/第1周_心念处总说与十六种心的观照_学员版.docx
+++ b/交付成果/第三轮修订版/第三轮4周版/读书会07_四念处（二）——心念处与法念处_4周资料包（第三版修订）/Word版/第1周_心念处总说与十六种心的观照_学员版.docx
@@ -1208,7 +1208,7 @@
                 <w:color w:val="333333"/>
                 <w:sz w:val="22"/>
               </w:rPr>
-              <w:t>[00:02:04.600] 但是呢，在巴利的词源上啊，它有点"缩缩"的意思，就是心呢变得特别缩的、萎缩的样子——那这是指欲界那种被动的不善心。这种被动的贪心与嗔心呢，我们也把它称为叫"有行"（被怂恿的）啊。（注：尊者随后以逛街买鞋衣、听人说闲话越想越气为例，说明"有行"的贪与嗔是被动生起的，此几句转写严重失真，整理从略。）</w:t>
+              <w:t>[00:02:04.600] 但是呢，在巴利的词源上啊，它有点"缩缩"的意思，就是心呢变得特别缩的、萎缩的样子——那这是指欲界那种被动的不善心。这种被动的贪心与嗔心呢，我们也把它称为叫"有行"（被怂恿的）啊。（原注"这几句转写严重失真，整理从略"；据源转写补足如下，供参考：）比如你去街上买鞋、买衣服，本来只是看一眼就过，结果那件特别合意，一下子就被它吸引住了……嗔也一样：本来你对这个人并没有特别（的嗔），（旁边有人）跟你说了一些闲话，你越听越不对味，气就这样上来了——这类"有行"（被怂恿的）贪与嗔，是被动生起的。</w:t>
             </w:r>
           </w:p>
           <w:p>
@@ -1664,7 +1664,7 @@
                 <w:color w:val="333333"/>
                 <w:sz w:val="22"/>
               </w:rPr>
-              <w:t>[00:12:16.600] （离心路过程心，）一种是你晚上熟睡的状态啊，完全没有梦的（心，那）是离心路过程心；还有大家禅修的时候落入有分，一下子掉进去，（醒）出来什么都不知道，那就是（落入）有分。还有一种呢，就是（心）路（过程）中间一定有那个有分心来间隔啊，它（不会让活跃的心路）一直都这样持续，它中间一定会（间隔）……（注：末句转写失真，大意谓心路过程之间必定间隔有分心，整理从略。）</w:t>
+              <w:t>[00:12:16.600] （离心路过程心，）一种是你晚上熟睡的状态啊，完全没有梦的（心，那）是离心路过程心；还有大家禅修的时候落入有分，一下子掉进去，（醒）出来什么都不知道，那就是（落入）有分。还有一种呢，就是（心）路（过程）中间一定有那个有分心来间隔啊，它（不会让活跃的心路）一直都这样持续，它中间一定会（间隔）……（原注"末句转写失真，整理从略"；据源转写补足如下，供参考：）（心）路（过程）中间一定有有分心来间隔，它不会让活跃的心路一直这样持续，中间一定会（落入有分）——最少（间隔）十七个（心识刹那）。</w:t>
             </w:r>
           </w:p>
           <w:p>
@@ -1784,7 +1784,7 @@
                 <w:color w:val="333333"/>
                 <w:sz w:val="22"/>
               </w:rPr>
-              <w:t>[00:15:22.735] 那在心随观的时候，你（能）观（照）到名法的时候呢，（再）看到——我们讲说修缘起的时候，你能够认识到这个佛陀的伟大，就是无数生的（流转）因果轮回的这种真实的状态，都将被你观察到。（注：其后一句转写失真，整理从略。）</w:t>
+              <w:t>[00:15:22.735] 那在心随观的时候，你（能）观（照）到名法的时候呢，（再）看到——我们讲说修缘起的时候，你能够认识到这个佛陀的伟大，就是无数生的（流转）因果轮回的这种真实的状态，都将被你观察到。（原注"其后一句转写失真，整理从略"；据源转写补足如下，供参考：）或者经过你心理加工出来的。其实（就）假如说（是在）演戏——心里面很多情景，就会出来这样的东西，一些受虐倾向。</w:t>
             </w:r>
           </w:p>
           <w:p>
@@ -2392,7 +2392,7 @@
                 <w:color w:val="333333"/>
                 <w:sz w:val="22"/>
               </w:rPr>
-              <w:t>[00:26:51.740] （他）现起（念念分明）有法之念，……（注：此句转写失真，与前文心随观句式相同，整理从略。）他无所依而住，亦不执取世间的一切。诸比库，比库乃如此，对五盖而于法随观法而住。好，这是关于五盖的一段啊。</w:t>
+              <w:t>[00:26:51.740] （他）现起（念念分明）有法之念，……（原注"此句转写失真，整理从略"；据源转写及心随观定型句补足如下，供参考：）（他）现起（念念分明）有法之念，只是为了（智与忆念的）程度。他无所依而住，亦不执取世间的一切。诸比库，比库乃如此，对五盖而于法随观法而住。好，这是关于五盖的一段啊。</w:t>
             </w:r>
           </w:p>
           <w:p>
@@ -2632,7 +2632,7 @@
                 <w:color w:val="333333"/>
                 <w:sz w:val="22"/>
               </w:rPr>
-              <w:t>[00:31:16.235] 一类是自然的感受，对吧——百分之九十以上的人都认为这是个好感受，这是叫自然的好感受。但是也有不少的感受是你造作出来的……有一部分这样的人，但是它属于不自然的，它是造作出来的那种感受啊。但不管是怎样呢……（注：中间几句转写混乱，整理从略。）所以那么无论这种感受是自然的还是造作出来的啊——自然就是我们讲说（大部分）人都会有的；造作呢，就是（个别人）特别的、</w:t>
+              <w:t>[00:31:16.235] 一类是自然的感受，对吧——百分之九十以上的人都认为这是个好感受，这是叫自然的好感受。但是也有不少的感受是你造作出来的……有一部分这样的人，但是它属于不自然的，它是造作出来的那种感受啊。但不管是怎样呢……（原注"中间几句转写混乱，整理从略"；据源转写补足如下，供参考：）对有些人就是欠抽（欠刺激），非抽（刺激）才有好的感受，那（其实）就是（有点）变态的人，真（也）不少；有一部分这样的人，但它属于不自然的、造作出来的那种感受。所以那么无论这种感受是自然的还是造作出来的啊——自然就是我们讲说（大部分）人都会有的；造作呢，就是（个别人）特别的、</w:t>
             </w:r>
           </w:p>
           <w:p>
@@ -2652,7 +2652,7 @@
                 <w:color w:val="333333"/>
                 <w:sz w:val="22"/>
               </w:rPr>
-              <w:t>[00:32:08.645] 或者经过你心理加工出来的啊。（注：其后一句转写失真，整理从略。）</w:t>
+              <w:t>[00:32:08.645] 或者经过你心理加工出来的啊。（原注"其后一句转写失真，整理从略"；据源转写补足如下，供参考：）或者经过你心理加工出来的。其实（就）假如说（是在）演戏——心里面很多情景，就会出来这样的东西，一些受虐倾向。</w:t>
             </w:r>
           </w:p>
           <w:p>
@@ -2832,7 +2832,7 @@
                 <w:color w:val="333333"/>
                 <w:sz w:val="22"/>
               </w:rPr>
-              <w:t>[00:36:44.980] 简单来讲呢，就是我们这两天给大家讲的受念处和心念处——你无法洞穿无明、爱、取它的形成机制啊。就是你为什么会有这种情绪？这个情绪后面的那个执（取），以及执取后面的（渴）爱、（渴）爱后面的那个感受的需求，感受需求后面的那个（对生命状态）的期待啊。（注：末几句转写失真，大意谓"情绪—执取—渴爱—受—期待"的链条，整理从略。）</w:t>
+              <w:t>[00:36:44.980] 简单来讲呢，就是我们这两天给大家讲的受念处和心念处——你无法洞穿无明、爱、取它的形成机制啊。就是你为什么会有这种情绪？这个情绪后面的那个执（取），以及执取后面的（渴）爱、（渴）爱后面的那个感受的需求，感受需求后面的那个（对生命状态）的期待啊。（原注"末几句转写失真，整理从略"；经回源转写核，前句已完整呈现"情绪—执取—渴爱—受—期待"之链条，此处不再另补。）</w:t>
             </w:r>
           </w:p>
           <w:p>

--- a/交付成果/第三轮修订版/第三轮4周版/读书会07_四念处（二）——心念处与法念处_4周资料包（第三版修订）/Word版/第1周_心念处总说与十六种心的观照_学员版.docx
+++ b/交付成果/第三轮修订版/第三轮4周版/读书会07_四念处（二）——心念处与法念处_4周资料包（第三版修订）/Word版/第1周_心念处总说与十六种心的观照_学员版.docx
@@ -2162,7 +2162,7 @@
                 <w:color w:val="333333"/>
                 <w:sz w:val="22"/>
               </w:rPr>
-              <w:t>[00:19:21.550] 他就跟佛陀讲，说（这么多学不来）（注：原转写"我姓黄"失真，据上下文整理）。但是佛陀知道他，他这一生是能够证阿拉汉，并且是（具）无碍解（智）的啊。因为（佛陀）看到他过去生呢，在很多过去佛的教法（时代），都经常修行（观心）（注：其后一句转写失真，整理从略）。</w:t>
+              <w:t>[00:19:21.550] 他就跟佛陀讲，说（这么多学不来）。但是佛陀知道他，他这一生是能够证阿拉汉，并且是（具）无碍解（智）的啊。因为（佛陀）看到他过去生呢，在很多过去佛的教法（时代），都经常修行（观心）（注：其后一句转写失真，整理从略）。</w:t>
             </w:r>
           </w:p>
           <w:p>
@@ -6667,7 +6667,7 @@
                 <w:color w:val="333333"/>
                 <w:sz w:val="22"/>
               </w:rPr>
-              <w:t>[00:48:53.430] 刚才前面佛陀讲到了这个生起之因。这样的心生起的因呢，如果是果报心（整理注记：原转写"迷路心"），我们看不到过去生的东西；但是如果是你生起的是当下的贪心、嗔心和怀疑的心，我们是对这个如理作意或者不如理作意的因呢，是大部分可以观察到的，至少你可以看到它后面的无明、爱、取。首先你能够看到那个执取的心——那个执取就是"我觉得就是要这样贪、我觉得就是要这样嗔"的那股劲儿，那股劲儿呢，就是寻，在八正道里面就是邪思惟。那顺着这股劲儿再往前找，就能找到你的邪见，</w:t>
+              <w:t>[00:48:53.430] 刚才前面佛陀讲到了这个生起之因。这样的心生起的因呢，如果是果报心，我们看不到过去生的东西；但是如果是你生起的是当下的贪心、嗔心和怀疑的心，我们是对这个如理作意或者不如理作意的因呢，是大部分可以观察到的，至少你可以看到它后面的无明、爱、取。首先你能够看到那个执取的心——那个执取就是"我觉得就是要这样贪、我觉得就是要这样嗔"的那股劲儿，那股劲儿呢，就是寻，在八正道里面就是邪思惟。那顺着这股劲儿再往前找，就能找到你的邪见，</w:t>
             </w:r>
           </w:p>
           <w:p>
